--- a/PW06ТВ-21_LAS/PW06ТВ-21_ЛазарчукАртемСергійович.docx
+++ b/PW06ТВ-21_LAS/PW06ТВ-21_ЛазарчукАртемСергійович.docx
@@ -14655,6 +14655,7 @@
         <w:rPr>
           <w:rFonts w:ascii="Times New Roman" w:eastAsia="Times New Roman" w:hAnsi="Times New Roman" w:cs="Times New Roman"/>
           <w:b/>
+          <w:noProof/>
           <w:color w:val="000000"/>
           <w:sz w:val="28"/>
           <w:szCs w:val="28"/>
@@ -15008,10 +15009,10 @@
         <w:rPr>
           <w:rFonts w:ascii="Times New Roman" w:eastAsia="Times New Roman" w:hAnsi="Times New Roman" w:cs="Times New Roman"/>
           <w:b/>
+          <w:noProof/>
           <w:color w:val="000000"/>
           <w:sz w:val="28"/>
           <w:szCs w:val="28"/>
-          <w:lang w:val="ru-RU"/>
         </w:rPr>
         <w:lastRenderedPageBreak/>
         <w:drawing>
@@ -15063,8 +15064,6 @@
           <w:szCs w:val="28"/>
         </w:rPr>
       </w:pPr>
-      <w:bookmarkStart w:id="1" w:name="_GoBack"/>
-      <w:bookmarkEnd w:id="1"/>
     </w:p>
     <w:p>
       <w:pPr>
@@ -15435,6 +15434,326 @@
           <w:szCs w:val="28"/>
         </w:rPr>
       </w:pPr>
+      <w:r>
+        <w:rPr>
+          <w:rFonts w:ascii="Times New Roman" w:eastAsia="Times New Roman" w:hAnsi="Times New Roman" w:cs="Times New Roman"/>
+          <w:color w:val="000000"/>
+          <w:sz w:val="28"/>
+          <w:szCs w:val="28"/>
+        </w:rPr>
+        <w:t xml:space="preserve">Порівняно з реалізацією на </w:t>
+      </w:r>
+      <w:proofErr w:type="spellStart"/>
+      <w:r>
+        <w:rPr>
+          <w:rFonts w:ascii="Times New Roman" w:eastAsia="Times New Roman" w:hAnsi="Times New Roman" w:cs="Times New Roman"/>
+          <w:color w:val="000000"/>
+          <w:sz w:val="28"/>
+          <w:szCs w:val="28"/>
+        </w:rPr>
+        <w:t>Kotlin</w:t>
+      </w:r>
+      <w:proofErr w:type="spellEnd"/>
+      <w:r>
+        <w:rPr>
+          <w:rFonts w:ascii="Times New Roman" w:eastAsia="Times New Roman" w:hAnsi="Times New Roman" w:cs="Times New Roman"/>
+          <w:color w:val="000000"/>
+          <w:sz w:val="28"/>
+          <w:szCs w:val="28"/>
+        </w:rPr>
+        <w:t xml:space="preserve"> з </w:t>
+      </w:r>
+      <w:proofErr w:type="spellStart"/>
+      <w:r>
+        <w:rPr>
+          <w:rFonts w:ascii="Times New Roman" w:eastAsia="Times New Roman" w:hAnsi="Times New Roman" w:cs="Times New Roman"/>
+          <w:color w:val="000000"/>
+          <w:sz w:val="28"/>
+          <w:szCs w:val="28"/>
+        </w:rPr>
+        <w:t>Jetpack</w:t>
+      </w:r>
+      <w:proofErr w:type="spellEnd"/>
+      <w:r>
+        <w:rPr>
+          <w:rFonts w:ascii="Times New Roman" w:eastAsia="Times New Roman" w:hAnsi="Times New Roman" w:cs="Times New Roman"/>
+          <w:color w:val="000000"/>
+          <w:sz w:val="28"/>
+          <w:szCs w:val="28"/>
+        </w:rPr>
+        <w:t xml:space="preserve"> </w:t>
+      </w:r>
+      <w:proofErr w:type="spellStart"/>
+      <w:r>
+        <w:rPr>
+          <w:rFonts w:ascii="Times New Roman" w:eastAsia="Times New Roman" w:hAnsi="Times New Roman" w:cs="Times New Roman"/>
+          <w:color w:val="000000"/>
+          <w:sz w:val="28"/>
+          <w:szCs w:val="28"/>
+        </w:rPr>
+        <w:t>Compose</w:t>
+      </w:r>
+      <w:proofErr w:type="spellEnd"/>
+      <w:r>
+        <w:rPr>
+          <w:rFonts w:ascii="Times New Roman" w:eastAsia="Times New Roman" w:hAnsi="Times New Roman" w:cs="Times New Roman"/>
+          <w:color w:val="000000"/>
+          <w:sz w:val="28"/>
+          <w:szCs w:val="28"/>
+        </w:rPr>
+        <w:t xml:space="preserve"> для </w:t>
+      </w:r>
+      <w:proofErr w:type="spellStart"/>
+      <w:r>
+        <w:rPr>
+          <w:rFonts w:ascii="Times New Roman" w:eastAsia="Times New Roman" w:hAnsi="Times New Roman" w:cs="Times New Roman"/>
+          <w:color w:val="000000"/>
+          <w:sz w:val="28"/>
+          <w:szCs w:val="28"/>
+        </w:rPr>
+        <w:t>Android</w:t>
+      </w:r>
+      <w:proofErr w:type="spellEnd"/>
+      <w:r>
+        <w:rPr>
+          <w:rFonts w:ascii="Times New Roman" w:eastAsia="Times New Roman" w:hAnsi="Times New Roman" w:cs="Times New Roman"/>
+          <w:color w:val="000000"/>
+          <w:sz w:val="28"/>
+          <w:szCs w:val="28"/>
+        </w:rPr>
+        <w:t xml:space="preserve">, веб-версія на </w:t>
+      </w:r>
+      <w:proofErr w:type="spellStart"/>
+      <w:r>
+        <w:rPr>
+          <w:rFonts w:ascii="Times New Roman" w:eastAsia="Times New Roman" w:hAnsi="Times New Roman" w:cs="Times New Roman"/>
+          <w:color w:val="000000"/>
+          <w:sz w:val="28"/>
+          <w:szCs w:val="28"/>
+        </w:rPr>
+        <w:t>Go</w:t>
+      </w:r>
+      <w:proofErr w:type="spellEnd"/>
+      <w:r>
+        <w:rPr>
+          <w:rFonts w:ascii="Times New Roman" w:eastAsia="Times New Roman" w:hAnsi="Times New Roman" w:cs="Times New Roman"/>
+          <w:color w:val="000000"/>
+          <w:sz w:val="28"/>
+          <w:szCs w:val="28"/>
+        </w:rPr>
+        <w:t xml:space="preserve"> має низку відмінностей. </w:t>
+      </w:r>
+      <w:proofErr w:type="spellStart"/>
+      <w:r>
+        <w:rPr>
+          <w:rFonts w:ascii="Times New Roman" w:eastAsia="Times New Roman" w:hAnsi="Times New Roman" w:cs="Times New Roman"/>
+          <w:color w:val="000000"/>
+          <w:sz w:val="28"/>
+          <w:szCs w:val="28"/>
+        </w:rPr>
+        <w:t>Kotlin</w:t>
+      </w:r>
+      <w:proofErr w:type="spellEnd"/>
+      <w:r>
+        <w:rPr>
+          <w:rFonts w:ascii="Times New Roman" w:eastAsia="Times New Roman" w:hAnsi="Times New Roman" w:cs="Times New Roman"/>
+          <w:color w:val="000000"/>
+          <w:sz w:val="28"/>
+          <w:szCs w:val="28"/>
+        </w:rPr>
+        <w:t xml:space="preserve">-застосунок працює як мобільна програма з картками для кожного типу </w:t>
+      </w:r>
+      <w:proofErr w:type="spellStart"/>
+      <w:r>
+        <w:rPr>
+          <w:rFonts w:ascii="Times New Roman" w:eastAsia="Times New Roman" w:hAnsi="Times New Roman" w:cs="Times New Roman"/>
+          <w:color w:val="000000"/>
+          <w:sz w:val="28"/>
+          <w:szCs w:val="28"/>
+        </w:rPr>
+        <w:t>електроприймача</w:t>
+      </w:r>
+      <w:proofErr w:type="spellEnd"/>
+      <w:r>
+        <w:rPr>
+          <w:rFonts w:ascii="Times New Roman" w:eastAsia="Times New Roman" w:hAnsi="Times New Roman" w:cs="Times New Roman"/>
+          <w:color w:val="000000"/>
+          <w:sz w:val="28"/>
+          <w:szCs w:val="28"/>
+        </w:rPr>
+        <w:t xml:space="preserve"> (верстати, преси, вентилятори тощо) та інтерфейсом </w:t>
+      </w:r>
+      <w:proofErr w:type="spellStart"/>
+      <w:r>
+        <w:rPr>
+          <w:rFonts w:ascii="Times New Roman" w:eastAsia="Times New Roman" w:hAnsi="Times New Roman" w:cs="Times New Roman"/>
+          <w:color w:val="000000"/>
+          <w:sz w:val="28"/>
+          <w:szCs w:val="28"/>
+        </w:rPr>
+        <w:t>Material</w:t>
+      </w:r>
+      <w:proofErr w:type="spellEnd"/>
+      <w:r>
+        <w:rPr>
+          <w:rFonts w:ascii="Times New Roman" w:eastAsia="Times New Roman" w:hAnsi="Times New Roman" w:cs="Times New Roman"/>
+          <w:color w:val="000000"/>
+          <w:sz w:val="28"/>
+          <w:szCs w:val="28"/>
+        </w:rPr>
+        <w:t xml:space="preserve"> </w:t>
+      </w:r>
+      <w:proofErr w:type="spellStart"/>
+      <w:r>
+        <w:rPr>
+          <w:rFonts w:ascii="Times New Roman" w:eastAsia="Times New Roman" w:hAnsi="Times New Roman" w:cs="Times New Roman"/>
+          <w:color w:val="000000"/>
+          <w:sz w:val="28"/>
+          <w:szCs w:val="28"/>
+        </w:rPr>
+        <w:t>Design</w:t>
+      </w:r>
+      <w:proofErr w:type="spellEnd"/>
+      <w:r>
+        <w:rPr>
+          <w:rFonts w:ascii="Times New Roman" w:eastAsia="Times New Roman" w:hAnsi="Times New Roman" w:cs="Times New Roman"/>
+          <w:color w:val="000000"/>
+          <w:sz w:val="28"/>
+          <w:szCs w:val="28"/>
+        </w:rPr>
+        <w:t xml:space="preserve">, тоді як </w:t>
+      </w:r>
+      <w:proofErr w:type="spellStart"/>
+      <w:r>
+        <w:rPr>
+          <w:rFonts w:ascii="Times New Roman" w:eastAsia="Times New Roman" w:hAnsi="Times New Roman" w:cs="Times New Roman"/>
+          <w:color w:val="000000"/>
+          <w:sz w:val="28"/>
+          <w:szCs w:val="28"/>
+        </w:rPr>
+        <w:t>Go</w:t>
+      </w:r>
+      <w:proofErr w:type="spellEnd"/>
+      <w:r>
+        <w:rPr>
+          <w:rFonts w:ascii="Times New Roman" w:eastAsia="Times New Roman" w:hAnsi="Times New Roman" w:cs="Times New Roman"/>
+          <w:color w:val="000000"/>
+          <w:sz w:val="28"/>
+          <w:szCs w:val="28"/>
+        </w:rPr>
+        <w:t xml:space="preserve">-версія доступна в будь-якому браузері на різних платформах без встановлення. Обидві реалізації використовують однакові формули для розрахунку групового коефіцієнта використання, ефективної кількості </w:t>
+      </w:r>
+      <w:proofErr w:type="spellStart"/>
+      <w:r>
+        <w:rPr>
+          <w:rFonts w:ascii="Times New Roman" w:eastAsia="Times New Roman" w:hAnsi="Times New Roman" w:cs="Times New Roman"/>
+          <w:color w:val="000000"/>
+          <w:sz w:val="28"/>
+          <w:szCs w:val="28"/>
+        </w:rPr>
+        <w:t>електроприймачів</w:t>
+      </w:r>
+      <w:proofErr w:type="spellEnd"/>
+      <w:r>
+        <w:rPr>
+          <w:rFonts w:ascii="Times New Roman" w:eastAsia="Times New Roman" w:hAnsi="Times New Roman" w:cs="Times New Roman"/>
+          <w:color w:val="000000"/>
+          <w:sz w:val="28"/>
+          <w:szCs w:val="28"/>
+        </w:rPr>
+        <w:t>, табличних</w:t>
+      </w:r>
+      <w:bookmarkStart w:id="1" w:name="_GoBack"/>
+      <w:bookmarkEnd w:id="1"/>
+      <w:r>
+        <w:rPr>
+          <w:rFonts w:ascii="Times New Roman" w:eastAsia="Times New Roman" w:hAnsi="Times New Roman" w:cs="Times New Roman"/>
+          <w:color w:val="000000"/>
+          <w:sz w:val="28"/>
+          <w:szCs w:val="28"/>
+        </w:rPr>
+        <w:t xml:space="preserve"> значень </w:t>
+      </w:r>
+      <w:proofErr w:type="spellStart"/>
+      <w:r>
+        <w:rPr>
+          <w:rFonts w:ascii="Times New Roman" w:eastAsia="Times New Roman" w:hAnsi="Times New Roman" w:cs="Times New Roman"/>
+          <w:color w:val="000000"/>
+          <w:sz w:val="28"/>
+          <w:szCs w:val="28"/>
+        </w:rPr>
+        <w:t>Kр</w:t>
+      </w:r>
+      <w:proofErr w:type="spellEnd"/>
+      <w:r>
+        <w:rPr>
+          <w:rFonts w:ascii="Times New Roman" w:eastAsia="Times New Roman" w:hAnsi="Times New Roman" w:cs="Times New Roman"/>
+          <w:color w:val="000000"/>
+          <w:sz w:val="28"/>
+          <w:szCs w:val="28"/>
+        </w:rPr>
+        <w:t xml:space="preserve"> та навантажень для груп </w:t>
+      </w:r>
+      <w:proofErr w:type="spellStart"/>
+      <w:r>
+        <w:rPr>
+          <w:rFonts w:ascii="Times New Roman" w:eastAsia="Times New Roman" w:hAnsi="Times New Roman" w:cs="Times New Roman"/>
+          <w:color w:val="000000"/>
+          <w:sz w:val="28"/>
+          <w:szCs w:val="28"/>
+        </w:rPr>
+        <w:t>електроприймачів</w:t>
+      </w:r>
+      <w:proofErr w:type="spellEnd"/>
+      <w:r>
+        <w:rPr>
+          <w:rFonts w:ascii="Times New Roman" w:eastAsia="Times New Roman" w:hAnsi="Times New Roman" w:cs="Times New Roman"/>
+          <w:color w:val="000000"/>
+          <w:sz w:val="28"/>
+          <w:szCs w:val="28"/>
+        </w:rPr>
+        <w:t xml:space="preserve"> і цеху. </w:t>
+      </w:r>
+      <w:proofErr w:type="spellStart"/>
+      <w:r>
+        <w:rPr>
+          <w:rFonts w:ascii="Times New Roman" w:eastAsia="Times New Roman" w:hAnsi="Times New Roman" w:cs="Times New Roman"/>
+          <w:color w:val="000000"/>
+          <w:sz w:val="28"/>
+          <w:szCs w:val="28"/>
+        </w:rPr>
+        <w:t>Go</w:t>
+      </w:r>
+      <w:proofErr w:type="spellEnd"/>
+      <w:r>
+        <w:rPr>
+          <w:rFonts w:ascii="Times New Roman" w:eastAsia="Times New Roman" w:hAnsi="Times New Roman" w:cs="Times New Roman"/>
+          <w:color w:val="000000"/>
+          <w:sz w:val="28"/>
+          <w:szCs w:val="28"/>
+        </w:rPr>
+        <w:t xml:space="preserve">-програма запускається як HTTP-сервер і не потребує </w:t>
+      </w:r>
+      <w:proofErr w:type="spellStart"/>
+      <w:r>
+        <w:rPr>
+          <w:rFonts w:ascii="Times New Roman" w:eastAsia="Times New Roman" w:hAnsi="Times New Roman" w:cs="Times New Roman"/>
+          <w:color w:val="000000"/>
+          <w:sz w:val="28"/>
+          <w:szCs w:val="28"/>
+        </w:rPr>
+        <w:t>Android</w:t>
+      </w:r>
+      <w:proofErr w:type="spellEnd"/>
+      <w:r>
+        <w:rPr>
+          <w:rFonts w:ascii="Times New Roman" w:eastAsia="Times New Roman" w:hAnsi="Times New Roman" w:cs="Times New Roman"/>
+          <w:color w:val="000000"/>
+          <w:sz w:val="28"/>
+          <w:szCs w:val="28"/>
+        </w:rPr>
+        <w:t> SDK, що зручно для інженерів-електриків, які можуть користуватися калькулятором з робочої станції через браузер. Кнопка «Приклад» у обох версіях дозволяє швидко заповнити форму контрольними значеннями для перевірки розрахунків.</w:t>
+      </w:r>
     </w:p>
     <w:sectPr>
       <w:pgSz w:w="12240" w:h="15840"/>
@@ -17711,7 +18030,6 @@
   <w:style w:type="character" w:default="1" w:styleId="a0">
     <w:name w:val="Default Paragraph Font"/>
     <w:uiPriority w:val="1"/>
-    <w:semiHidden/>
     <w:unhideWhenUsed/>
   </w:style>
   <w:style w:type="table" w:default="1" w:styleId="a1">
